--- a/WebContent/docx/乳腺癌21基因检测报告-湘雅三.docx
+++ b/WebContent/docx/乳腺癌21基因检测报告-湘雅三.docx
@@ -22,13 +22,13 @@
         </w:rPr>
       </w:pPr>
       <w:bookmarkStart w:id="0" w:name="_Toc23086"/>
-      <w:bookmarkStart w:id="1" w:name="_Toc5428"/>
-      <w:bookmarkStart w:id="2" w:name="_Toc28456"/>
-      <w:bookmarkStart w:id="3" w:name="_Toc11015_WPSOffice_Level1"/>
-      <w:bookmarkStart w:id="4" w:name="_Toc17451"/>
-      <w:bookmarkStart w:id="5" w:name="_Toc7021_WPSOffice_Level1"/>
-      <w:bookmarkStart w:id="6" w:name="_Toc26731"/>
-      <w:bookmarkStart w:id="7" w:name="_Toc18062_WPSOffice_Level1"/>
+      <w:bookmarkStart w:id="1" w:name="_Toc17451"/>
+      <w:bookmarkStart w:id="2" w:name="_Toc26731"/>
+      <w:bookmarkStart w:id="3" w:name="_Toc5428"/>
+      <w:bookmarkStart w:id="4" w:name="_Toc28456"/>
+      <w:bookmarkStart w:id="5" w:name="_Toc18062_WPSOffice_Level1"/>
+      <w:bookmarkStart w:id="6" w:name="_Toc11015_WPSOffice_Level1"/>
+      <w:bookmarkStart w:id="7" w:name="_Toc7021_WPSOffice_Level1"/>
       <w:bookmarkStart w:id="8" w:name="_Toc3823"/>
       <w:r>
         <w:rPr>
@@ -666,8 +666,6 @@
           </w14:shadow>
         </w:rPr>
       </w:pPr>
-      <w:bookmarkStart w:id="73" w:name="_GoBack"/>
-      <w:bookmarkEnd w:id="73"/>
       <w:r>
         <w:rPr>
           <w:rStyle w:val="41"/>
@@ -1205,12 +1203,12 @@
         </w:rPr>
         <w:t>：</w:t>
       </w:r>
-      <w:bookmarkStart w:id="14" w:name="_Toc19024"/>
+      <w:bookmarkStart w:id="14" w:name="_Toc8800"/>
       <w:bookmarkStart w:id="15" w:name="_Toc14264"/>
       <w:bookmarkStart w:id="16" w:name="_Toc18552"/>
       <w:bookmarkStart w:id="17" w:name="_Toc25603"/>
-      <w:bookmarkStart w:id="18" w:name="_Toc8800"/>
-      <w:bookmarkStart w:id="19" w:name="_Toc16466"/>
+      <w:bookmarkStart w:id="18" w:name="_Toc16466"/>
+      <w:bookmarkStart w:id="19" w:name="_Toc19024"/>
     </w:p>
     <w:p>
       <w:pPr>
@@ -1256,7 +1254,18 @@
           <w:szCs w:val="18"/>
           <w:lang w:eastAsia="zh-CN"/>
         </w:rPr>
-        <w:t>2. 本报告临床经验总结的结果只适用于早期、淋巴结阴性、激素受体阳性、HER2阴性或淋巴结阳性（1-3个腋窝淋巴结转移）、激素受体阳性、HER2阴性的浸润性乳腺癌患者，目前还不清楚是否适用于这个标准以外的患者。</w:t>
+        <w:t xml:space="preserve">2. </w:t>
+      </w:r>
+      <w:bookmarkStart w:id="73" w:name="_GoBack"/>
+      <w:bookmarkEnd w:id="73"/>
+      <w:r>
+        <w:rPr>
+          <w:rFonts w:hint="default" w:ascii="Times New Roman" w:hAnsi="Times New Roman" w:eastAsia="微软雅黑" w:cs="Times New Roman"/>
+          <w:sz w:val="18"/>
+          <w:szCs w:val="18"/>
+          <w:lang w:eastAsia="zh-CN"/>
+        </w:rPr>
+        <w:t>本报告临床经验总结的结果适用于以下两类浸润性乳腺癌患者：1）淋巴结阴性、激素受体阳性、HER2阴性；2）淋巴结阳性（1-3个腋窝淋巴结转移）、激素受体阳性、HER2阴性，目前尚不明确该结果是否适用于上述标准以外的患者。</w:t>
       </w:r>
     </w:p>
     <w:p>
@@ -1512,12 +1521,12 @@
           </w14:shadow>
         </w:rPr>
       </w:pPr>
-      <w:bookmarkStart w:id="20" w:name="_Toc20136_WPSOffice_Level1"/>
+      <w:bookmarkStart w:id="20" w:name="_Toc24235"/>
       <w:bookmarkStart w:id="21" w:name="_Toc19898_WPSOffice_Level1"/>
-      <w:bookmarkStart w:id="22" w:name="_Toc24235"/>
+      <w:bookmarkStart w:id="22" w:name="_Toc2781"/>
       <w:bookmarkStart w:id="23" w:name="_Toc6057"/>
-      <w:bookmarkStart w:id="24" w:name="_Toc2781"/>
-      <w:bookmarkStart w:id="25" w:name="_Toc22132"/>
+      <w:bookmarkStart w:id="24" w:name="_Toc22132"/>
+      <w:bookmarkStart w:id="25" w:name="_Toc20136_WPSOffice_Level1"/>
       <w:r>
         <w:rPr>
           <w:rStyle w:val="41"/>
@@ -1596,6 +1605,12 @@
             <w:insideH w:val="single" w:color="A4A4A4" w:sz="4" w:space="0"/>
             <w:insideV w:val="single" w:color="A4A4A4" w:sz="4" w:space="0"/>
           </w:tblBorders>
+          <w:tblCellMar>
+            <w:top w:w="0" w:type="dxa"/>
+            <w:left w:w="108" w:type="dxa"/>
+            <w:bottom w:w="0" w:type="dxa"/>
+            <w:right w:w="108" w:type="dxa"/>
+          </w:tblCellMar>
         </w:tblPrEx>
         <w:trPr>
           <w:cantSplit/>
@@ -5048,13 +5063,13 @@
           <w:lang w:eastAsia="zh-CN"/>
         </w:rPr>
       </w:pPr>
-      <w:bookmarkStart w:id="26" w:name="_Toc32443_WPSOffice_Level1"/>
-      <w:bookmarkStart w:id="27" w:name="_Toc23846_WPSOffice_Level1"/>
-      <w:bookmarkStart w:id="28" w:name="_Toc180"/>
-      <w:bookmarkStart w:id="29" w:name="_Toc27255"/>
-      <w:bookmarkStart w:id="30" w:name="_Toc4331_WPSOffice_Level1"/>
-      <w:bookmarkStart w:id="31" w:name="_Toc25727"/>
-      <w:bookmarkStart w:id="32" w:name="_Toc23903"/>
+      <w:bookmarkStart w:id="26" w:name="_Toc23846_WPSOffice_Level1"/>
+      <w:bookmarkStart w:id="27" w:name="_Toc180"/>
+      <w:bookmarkStart w:id="28" w:name="_Toc27255"/>
+      <w:bookmarkStart w:id="29" w:name="_Toc23903"/>
+      <w:bookmarkStart w:id="30" w:name="_Toc25727"/>
+      <w:bookmarkStart w:id="31" w:name="_Toc32443_WPSOffice_Level1"/>
+      <w:bookmarkStart w:id="32" w:name="_Toc4331_WPSOffice_Level1"/>
       <w:r>
         <w:rPr>
           <w:rFonts w:hint="default" w:ascii="Times New Roman" w:hAnsi="Times New Roman" w:eastAsia="微软雅黑" w:cs="Times New Roman"/>
@@ -5080,12 +5095,12 @@
           <w:lang w:eastAsia="zh-CN"/>
         </w:rPr>
       </w:pPr>
-      <w:bookmarkStart w:id="33" w:name="_Toc20034"/>
+      <w:bookmarkStart w:id="33" w:name="_Toc12945"/>
       <w:bookmarkStart w:id="34" w:name="_Toc10223"/>
-      <w:bookmarkStart w:id="35" w:name="_Toc5567"/>
-      <w:bookmarkStart w:id="36" w:name="_Toc106719764"/>
-      <w:bookmarkStart w:id="37" w:name="_Toc12945"/>
-      <w:bookmarkStart w:id="38" w:name="_Toc149837262"/>
+      <w:bookmarkStart w:id="35" w:name="_Toc106719764"/>
+      <w:bookmarkStart w:id="36" w:name="_Toc149837262"/>
+      <w:bookmarkStart w:id="37" w:name="_Toc20034"/>
+      <w:bookmarkStart w:id="38" w:name="_Toc5567"/>
       <w:r>
         <w:rPr>
           <w:rFonts w:hint="default" w:ascii="Times New Roman" w:hAnsi="Times New Roman" w:eastAsia="微软雅黑" w:cs="Times New Roman"/>
@@ -7565,14 +7580,14 @@
           <w:lang w:eastAsia="zh-CN"/>
         </w:rPr>
       </w:pPr>
-      <w:bookmarkStart w:id="40" w:name="_Toc28240"/>
-      <w:bookmarkStart w:id="41" w:name="_Toc13698"/>
-      <w:bookmarkStart w:id="42" w:name="_Toc1707_WPSOffice_Level1"/>
-      <w:bookmarkStart w:id="43" w:name="_Toc27302"/>
-      <w:bookmarkStart w:id="44" w:name="_Toc9560"/>
-      <w:bookmarkStart w:id="45" w:name="_Toc13196_WPSOffice_Level1"/>
-      <w:bookmarkStart w:id="46" w:name="_Toc1706"/>
-      <w:bookmarkStart w:id="47" w:name="_Toc21764_WPSOffice_Level1"/>
+      <w:bookmarkStart w:id="40" w:name="_Toc1707_WPSOffice_Level1"/>
+      <w:bookmarkStart w:id="41" w:name="_Toc9560"/>
+      <w:bookmarkStart w:id="42" w:name="_Toc27302"/>
+      <w:bookmarkStart w:id="43" w:name="_Toc13698"/>
+      <w:bookmarkStart w:id="44" w:name="_Toc13196_WPSOffice_Level1"/>
+      <w:bookmarkStart w:id="45" w:name="_Toc1706"/>
+      <w:bookmarkStart w:id="46" w:name="_Toc21764_WPSOffice_Level1"/>
+      <w:bookmarkStart w:id="47" w:name="_Toc28240"/>
       <w:r>
         <w:rPr>
           <w:rFonts w:hint="default" w:ascii="Times New Roman" w:hAnsi="Times New Roman" w:eastAsia="微软雅黑" w:cs="Times New Roman"/>
@@ -7603,10 +7618,10 @@
           <w:lang w:val="en-US" w:eastAsia="zh-CN" w:bidi="ar"/>
         </w:rPr>
       </w:pPr>
-      <w:bookmarkStart w:id="48" w:name="_Toc21629"/>
-      <w:bookmarkStart w:id="49" w:name="_Toc6632"/>
-      <w:bookmarkStart w:id="50" w:name="_Toc15964"/>
-      <w:bookmarkStart w:id="51" w:name="_Toc27020"/>
+      <w:bookmarkStart w:id="48" w:name="_Toc6632"/>
+      <w:bookmarkStart w:id="49" w:name="_Toc15964"/>
+      <w:bookmarkStart w:id="50" w:name="_Toc27020"/>
+      <w:bookmarkStart w:id="51" w:name="_Toc21629"/>
       <w:bookmarkStart w:id="52" w:name="_Toc28070"/>
       <w:r>
         <w:rPr>
@@ -7876,11 +7891,11 @@
           <w:lang w:val="en-US" w:eastAsia="zh-CN" w:bidi="ar"/>
         </w:rPr>
       </w:pPr>
-      <w:bookmarkStart w:id="53" w:name="_Toc30450"/>
-      <w:bookmarkStart w:id="54" w:name="_Toc8902"/>
-      <w:bookmarkStart w:id="55" w:name="_Toc8282"/>
-      <w:bookmarkStart w:id="56" w:name="_Toc22405"/>
-      <w:bookmarkStart w:id="57" w:name="_Toc30210"/>
+      <w:bookmarkStart w:id="53" w:name="_Toc22405"/>
+      <w:bookmarkStart w:id="54" w:name="_Toc8282"/>
+      <w:bookmarkStart w:id="55" w:name="_Toc30210"/>
+      <w:bookmarkStart w:id="56" w:name="_Toc8902"/>
+      <w:bookmarkStart w:id="57" w:name="_Toc30450"/>
       <w:r>
         <w:rPr>
           <w:rFonts w:hint="default" w:ascii="Times New Roman" w:hAnsi="Times New Roman" w:eastAsia="微软雅黑" w:cs="Times New Roman"/>
@@ -9331,9 +9346,9 @@
         </w:rPr>
       </w:pPr>
       <w:bookmarkStart w:id="60" w:name="_Toc24511"/>
-      <w:bookmarkStart w:id="61" w:name="_Toc7932"/>
-      <w:bookmarkStart w:id="62" w:name="_Toc19396"/>
-      <w:bookmarkStart w:id="63" w:name="_Toc10597"/>
+      <w:bookmarkStart w:id="61" w:name="_Toc19396"/>
+      <w:bookmarkStart w:id="62" w:name="_Toc10597"/>
+      <w:bookmarkStart w:id="63" w:name="_Toc7932"/>
       <w:bookmarkStart w:id="64" w:name="_Toc7994"/>
       <w:r>
         <w:rPr>
@@ -9723,10 +9738,10 @@
           <w:lang w:val="en-US" w:eastAsia="zh-CN" w:bidi="ar"/>
         </w:rPr>
       </w:pPr>
-      <w:bookmarkStart w:id="65" w:name="_Toc18423"/>
+      <w:bookmarkStart w:id="65" w:name="_Toc19443"/>
       <w:bookmarkStart w:id="66" w:name="_Toc15763"/>
-      <w:bookmarkStart w:id="67" w:name="_Toc19443"/>
-      <w:bookmarkStart w:id="68" w:name="_Toc13439"/>
+      <w:bookmarkStart w:id="67" w:name="_Toc13439"/>
+      <w:bookmarkStart w:id="68" w:name="_Toc18423"/>
       <w:bookmarkStart w:id="69" w:name="_Toc8857"/>
       <w:r>
         <w:rPr>
